--- a/(e)CRF/Per protocolnaam/23_Custom made foot orthoses fitting and verification form.docx
+++ b/(e)CRF/Per protocolnaam/23_Custom made foot orthoses fitting and verification form.docx
@@ -24,7 +24,7 @@
           <w:szCs w:val="28"/>
           <w:lang w:val="en-US"/>
         </w:rPr>
-        <w:t xml:space="preserve">Appendix </w:t>
+        <w:t>eCRF Document 23: Custom made foot orthoses fitting and verification form</w:t>
       </w:r>
       <w:r>
         <w:rPr>
@@ -35,7 +35,6 @@
           <w:szCs w:val="28"/>
           <w:lang w:val="en-US"/>
         </w:rPr>
-        <w:t>2</w:t>
       </w:r>
       <w:r>
         <w:rPr>
@@ -46,7 +45,6 @@
           <w:szCs w:val="28"/>
           <w:lang w:val="en-US"/>
         </w:rPr>
-        <w:t>3</w:t>
       </w:r>
       <w:r>
         <w:rPr>
@@ -57,7 +55,6 @@
           <w:szCs w:val="28"/>
           <w:lang w:val="en-US"/>
         </w:rPr>
-        <w:t xml:space="preserve">: </w:t>
       </w:r>
       <w:r>
         <w:rPr>
@@ -68,7 +65,6 @@
           <w:szCs w:val="28"/>
           <w:lang w:val="en-US"/>
         </w:rPr>
-        <w:t>VISIT 2 – CUSTOM MADE FOOT ORTHOSES FITTING &amp; VERIFICATION FORM</w:t>
       </w:r>
     </w:p>
     <w:p>
